--- a/vi/files/templates/Informed_Consent_Template_VN.docx
+++ b/vi/files/templates/Informed_Consent_Template_VN.docx
@@ -702,7 +702,7 @@
           <w:i/>
           <w:color w:val="6B7B84"/>
         </w:rPr>
-        <w:t>[Giải thích mọi chi phí (người tham gia không phải chịu chi phí nào) và mọi khoản hoàn trả đi lại hoặc thời gian. Khoản chi trả không được lớn đến mức tạo áp lực khiến người ta tham gia.]</w:t>
+        <w:t>[Giải thích mọi chi phí (người tham gia không phải chịu chi phí nào) và mọi khoản hoàn trả đi lại hoặc thời gian. Khoản chi trả không được lớn đến mức tạo áp lực khiến người bệnh tham gia.]</w:t>
       </w:r>
     </w:p>
     <w:p>
